--- a/Resume_Manideep-Wells fargo.docx
+++ b/Resume_Manideep-Wells fargo.docx
@@ -1099,8 +1099,6 @@
               </w:rPr>
               <w:t>(Jakarta</w:t>
             </w:r>
-            <w:bookmarkStart w:id="0" w:name="_GoBack"/>
-            <w:bookmarkEnd w:id="0"/>
             <w:r>
               <w:rPr>
                 <w:rFonts w:ascii="Calibri" w:eastAsia="Calibri" w:hAnsi="Calibri" w:cs="Calibri"/>
@@ -1239,7 +1237,23 @@
                 <w:color w:val="000000"/>
                 <w:sz w:val="24"/>
               </w:rPr>
-              <w:t>RESTful Webservices (JAX-RS)</w:t>
+              <w:t>RESTful Webservices (JAX-RS</w:t>
+            </w:r>
+            <w:r>
+              <w:rPr>
+                <w:rFonts w:ascii="Calibri" w:eastAsia="Calibri" w:hAnsi="Calibri" w:cs="Calibri"/>
+                <w:color w:val="000000"/>
+                <w:sz w:val="24"/>
+              </w:rPr>
+              <w:t>, Apache CXF</w:t>
+            </w:r>
+            <w:r>
+              <w:rPr>
+                <w:rFonts w:ascii="Calibri" w:eastAsia="Calibri" w:hAnsi="Calibri" w:cs="Calibri"/>
+                <w:color w:val="000000"/>
+                <w:sz w:val="24"/>
+              </w:rPr>
+              <w:t>)</w:t>
             </w:r>
             <w:r>
               <w:rPr>
@@ -2759,7 +2773,23 @@
                 <w:color w:val="000000"/>
                 <w:sz w:val="24"/>
               </w:rPr>
-              <w:t xml:space="preserve">JIRA, Tortoise GIT ,SOAP UI,  </w:t>
+              <w:t xml:space="preserve">JIRA, Tortoise GIT ,SOAP UI, </w:t>
+            </w:r>
+            <w:r>
+              <w:rPr>
+                <w:rFonts w:ascii="Calibri" w:eastAsia="Calibri" w:hAnsi="Calibri" w:cs="Calibri"/>
+                <w:color w:val="000000"/>
+                <w:sz w:val="24"/>
+              </w:rPr>
+              <w:t>sumo logic</w:t>
+            </w:r>
+            <w:r>
+              <w:rPr>
+                <w:rFonts w:ascii="Calibri" w:eastAsia="Calibri" w:hAnsi="Calibri" w:cs="Calibri"/>
+                <w:color w:val="000000"/>
+                <w:sz w:val="24"/>
+              </w:rPr>
+              <w:t xml:space="preserve"> </w:t>
             </w:r>
             <w:r>
               <w:rPr>
@@ -2792,63 +2822,6 @@
                 <w:color w:val="000000"/>
                 <w:sz w:val="24"/>
               </w:rPr>
-              <w:t>Server</w:t>
-            </w:r>
-            <w:r>
-              <w:rPr>
-                <w:rFonts w:ascii="Calibri" w:eastAsia="Calibri" w:hAnsi="Calibri" w:cs="Calibri"/>
-                <w:color w:val="000000"/>
-                <w:sz w:val="24"/>
-              </w:rPr>
-              <w:t xml:space="preserve"> restart tools-</w:t>
-            </w:r>
-            <w:r>
-              <w:rPr>
-                <w:rFonts w:ascii="Calibri" w:eastAsia="Calibri" w:hAnsi="Calibri" w:cs="Calibri"/>
-                <w:color w:val="000000"/>
-                <w:sz w:val="24"/>
-              </w:rPr>
-              <w:t xml:space="preserve"> </w:t>
-            </w:r>
-            <w:r>
-              <w:rPr>
-                <w:rFonts w:ascii="Calibri" w:eastAsia="Calibri" w:hAnsi="Calibri" w:cs="Calibri"/>
-                <w:color w:val="000000"/>
-                <w:sz w:val="24"/>
-              </w:rPr>
-              <w:t>Autosys</w:t>
-            </w:r>
-          </w:p>
-          <w:p>
-            <w:pPr>
-              <w:pBdr>
-                <w:top w:val="nil"/>
-                <w:left w:val="nil"/>
-                <w:bottom w:val="nil"/>
-                <w:right w:val="nil"/>
-                <w:between w:val="nil"/>
-              </w:pBdr>
-              <w:spacing w:before="60"/>
-              <w:rPr>
-                <w:rFonts w:ascii="Calibri" w:eastAsia="Calibri" w:hAnsi="Calibri" w:cs="Calibri"/>
-                <w:color w:val="000000"/>
-                <w:sz w:val="24"/>
-              </w:rPr>
-            </w:pPr>
-            <w:r>
-              <w:rPr>
-                <w:rFonts w:ascii="Calibri" w:eastAsia="Calibri" w:hAnsi="Calibri" w:cs="Calibri"/>
-                <w:color w:val="000000"/>
-                <w:sz w:val="24"/>
-              </w:rPr>
-              <w:t xml:space="preserve"> </w:t>
-            </w:r>
-            <w:r>
-              <w:rPr>
-                <w:rFonts w:ascii="Calibri" w:eastAsia="Calibri" w:hAnsi="Calibri" w:cs="Calibri"/>
-                <w:color w:val="000000"/>
-                <w:sz w:val="24"/>
-              </w:rPr>
               <w:t xml:space="preserve">Static </w:t>
             </w:r>
             <w:r>
@@ -2882,62 +2855,18 @@
                 </w:rPr>
                 <w:tag w:val="goog_rdk_0"/>
                 <w:id w:val="543258086"/>
+                <w:showingPlcHdr/>
               </w:sdtPr>
               <w:sdtEndPr/>
               <w:sdtContent>
-                <w:ins w:id="1" w:author="Unknown Author" w:date="2020-07-04T20:07:00Z">
-                  <w:r>
-                    <w:rPr>
-                      <w:rFonts w:ascii="Calibri" w:eastAsia="Calibri" w:hAnsi="Calibri" w:cs="Calibri"/>
-                      <w:color w:val="000000"/>
-                      <w:sz w:val="24"/>
-                    </w:rPr>
-                    <w:t xml:space="preserve"> </w:t>
-                  </w:r>
-                </w:ins>
+                <w:r>
+                  <w:rPr>
+                    <w:sz w:val="24"/>
+                  </w:rPr>
+                  <w:t xml:space="preserve">     </w:t>
+                </w:r>
               </w:sdtContent>
             </w:sdt>
-            <w:r>
-              <w:rPr>
-                <w:rFonts w:ascii="Calibri" w:eastAsia="Calibri" w:hAnsi="Calibri" w:cs="Calibri"/>
-                <w:color w:val="000000"/>
-                <w:sz w:val="24"/>
-              </w:rPr>
-              <w:t>SonarLint</w:t>
-            </w:r>
-            <w:r>
-              <w:rPr>
-                <w:rFonts w:ascii="Calibri" w:eastAsia="Calibri" w:hAnsi="Calibri" w:cs="Calibri"/>
-                <w:color w:val="000000"/>
-                <w:sz w:val="24"/>
-              </w:rPr>
-              <w:t>,</w:t>
-            </w:r>
-            <w:r>
-              <w:rPr>
-                <w:rFonts w:ascii="Calibri" w:eastAsia="Calibri" w:hAnsi="Calibri" w:cs="Calibri"/>
-                <w:color w:val="000000"/>
-                <w:sz w:val="24"/>
-              </w:rPr>
-              <w:t xml:space="preserve"> IBM Dynamic scan tool</w:t>
-            </w:r>
-          </w:p>
-          <w:p>
-            <w:pPr>
-              <w:pBdr>
-                <w:top w:val="nil"/>
-                <w:left w:val="nil"/>
-                <w:bottom w:val="nil"/>
-                <w:right w:val="nil"/>
-                <w:between w:val="nil"/>
-              </w:pBdr>
-              <w:spacing w:before="60"/>
-              <w:rPr>
-                <w:rFonts w:ascii="Calibri" w:eastAsia="Calibri" w:hAnsi="Calibri" w:cs="Calibri"/>
-                <w:color w:val="000000"/>
-                <w:sz w:val="24"/>
-              </w:rPr>
-            </w:pPr>
           </w:p>
         </w:tc>
       </w:tr>
@@ -3040,6 +2969,54 @@
     </w:p>
     <w:p>
       <w:pPr>
+        <w:jc w:val="both"/>
+        <w:rPr>
+          <w:rFonts w:ascii="Times New Roman" w:eastAsia="Times New Roman" w:hAnsi="Times New Roman"/>
+          <w:b/>
+          <w:sz w:val="24"/>
+          <w:szCs w:val="24"/>
+          <w:u w:val="single"/>
+        </w:rPr>
+      </w:pPr>
+    </w:p>
+    <w:p>
+      <w:pPr>
+        <w:jc w:val="both"/>
+        <w:rPr>
+          <w:rFonts w:ascii="Times New Roman" w:eastAsia="Times New Roman" w:hAnsi="Times New Roman"/>
+          <w:b/>
+          <w:sz w:val="24"/>
+          <w:szCs w:val="24"/>
+          <w:u w:val="single"/>
+        </w:rPr>
+      </w:pPr>
+    </w:p>
+    <w:p>
+      <w:pPr>
+        <w:jc w:val="both"/>
+        <w:rPr>
+          <w:rFonts w:ascii="Times New Roman" w:eastAsia="Times New Roman" w:hAnsi="Times New Roman"/>
+          <w:b/>
+          <w:sz w:val="24"/>
+          <w:szCs w:val="24"/>
+          <w:u w:val="single"/>
+        </w:rPr>
+      </w:pPr>
+    </w:p>
+    <w:p>
+      <w:pPr>
+        <w:jc w:val="both"/>
+        <w:rPr>
+          <w:rFonts w:ascii="Times New Roman" w:eastAsia="Times New Roman" w:hAnsi="Times New Roman"/>
+          <w:b/>
+          <w:sz w:val="24"/>
+          <w:szCs w:val="24"/>
+          <w:u w:val="single"/>
+        </w:rPr>
+      </w:pPr>
+    </w:p>
+    <w:p>
+      <w:pPr>
         <w:pStyle w:val="NormalWeb"/>
         <w:shd w:val="clear" w:color="auto" w:fill="D3D3D3"/>
         <w:spacing w:before="0" w:beforeAutospacing="0" w:after="0" w:afterAutospacing="0"/>
@@ -3089,7 +3066,6 @@
           <w:szCs w:val="24"/>
           <w:u w:val="single"/>
         </w:rPr>
-        <w:lastRenderedPageBreak/>
         <w:t>Project Name</w:t>
       </w:r>
       <w:r>
@@ -3122,15 +3098,39 @@
           <w:sz w:val="24"/>
           <w:szCs w:val="24"/>
         </w:rPr>
-        <w:t xml:space="preserve">EfileAutomation in </w:t>
-      </w:r>
-      <w:r>
-        <w:rPr>
-          <w:rFonts w:eastAsia="Times New Roman" w:cstheme="minorHAnsi"/>
-          <w:sz w:val="24"/>
-          <w:szCs w:val="24"/>
-        </w:rPr>
-        <w:t>Currency Transaction Reporting (CTR</w:t>
+        <w:t xml:space="preserve">Annuity </w:t>
+      </w:r>
+      <w:r>
+        <w:rPr>
+          <w:rFonts w:eastAsia="Times New Roman" w:cstheme="minorHAnsi"/>
+          <w:sz w:val="24"/>
+          <w:szCs w:val="24"/>
+        </w:rPr>
+        <w:t xml:space="preserve"> </w:t>
+      </w:r>
+      <w:r>
+        <w:rPr>
+          <w:rFonts w:eastAsia="Times New Roman" w:cstheme="minorHAnsi"/>
+          <w:sz w:val="24"/>
+          <w:szCs w:val="24"/>
+        </w:rPr>
+        <w:t>Insurance prod aggregation component</w:t>
+      </w:r>
+      <w:r>
+        <w:rPr>
+          <w:rFonts w:eastAsia="Times New Roman" w:cstheme="minorHAnsi"/>
+          <w:sz w:val="24"/>
+          <w:szCs w:val="24"/>
+        </w:rPr>
+        <w:t>(</w:t>
+      </w:r>
+      <w:r>
+        <w:rPr>
+          <w:rFonts w:eastAsia="Times New Roman" w:cstheme="minorHAnsi"/>
+          <w:sz w:val="24"/>
+          <w:szCs w:val="24"/>
+        </w:rPr>
+        <w:t>AIPAC</w:t>
       </w:r>
       <w:r>
         <w:rPr>
@@ -3199,7 +3199,15 @@
           <w:sz w:val="24"/>
           <w:szCs w:val="24"/>
         </w:rPr>
-        <w:t>: Wells Fargo</w:t>
+        <w:t xml:space="preserve">: </w:t>
+      </w:r>
+      <w:r>
+        <w:rPr>
+          <w:rFonts w:eastAsia="Times New Roman" w:cstheme="minorHAnsi"/>
+          <w:sz w:val="24"/>
+          <w:szCs w:val="24"/>
+        </w:rPr>
+        <w:t>Ameriprise</w:t>
       </w:r>
     </w:p>
     <w:p>
@@ -3244,7 +3252,23 @@
           <w:sz w:val="24"/>
           <w:szCs w:val="24"/>
         </w:rPr>
-        <w:t>April 2024</w:t>
+        <w:t xml:space="preserve">March </w:t>
+      </w:r>
+      <w:r>
+        <w:rPr>
+          <w:rFonts w:eastAsia="Times New Roman" w:cstheme="minorHAnsi"/>
+          <w:sz w:val="24"/>
+          <w:szCs w:val="24"/>
+        </w:rPr>
+        <w:t xml:space="preserve"> 202</w:t>
+      </w:r>
+      <w:r>
+        <w:rPr>
+          <w:rFonts w:eastAsia="Times New Roman" w:cstheme="minorHAnsi"/>
+          <w:sz w:val="24"/>
+          <w:szCs w:val="24"/>
+        </w:rPr>
+        <w:t>5</w:t>
       </w:r>
       <w:r>
         <w:rPr>
@@ -3356,41 +3380,25 @@
           <w:sz w:val="24"/>
           <w:szCs w:val="24"/>
         </w:rPr>
-        <w:t>EfileAutomation</w:t>
-      </w:r>
-      <w:r>
-        <w:rPr>
-          <w:rFonts w:eastAsia="Times New Roman" w:cstheme="minorHAnsi"/>
-          <w:sz w:val="24"/>
-          <w:szCs w:val="24"/>
-        </w:rPr>
-        <w:t xml:space="preserve"> is a POC project which is responsible to report the transactions to FINCEN US government site based on certain rule like when total value of a person’s day transaction crossed 10k$, </w:t>
-      </w:r>
-    </w:p>
-    <w:p>
-      <w:pPr>
-        <w:jc w:val="both"/>
-        <w:rPr>
-          <w:rFonts w:eastAsia="Times New Roman" w:cstheme="minorHAnsi"/>
-          <w:sz w:val="24"/>
-          <w:szCs w:val="24"/>
-        </w:rPr>
-      </w:pPr>
-      <w:r>
-        <w:rPr>
-          <w:rFonts w:eastAsia="Times New Roman" w:cstheme="minorHAnsi"/>
-          <w:sz w:val="24"/>
-          <w:szCs w:val="24"/>
-        </w:rPr>
-        <w:t xml:space="preserve">Technically, </w:t>
-      </w:r>
-      <w:r>
-        <w:rPr>
-          <w:rFonts w:eastAsia="Times New Roman" w:cstheme="minorHAnsi"/>
-          <w:sz w:val="24"/>
-          <w:szCs w:val="24"/>
-        </w:rPr>
-        <w:t>we have used Spring JDBC framework to execute those queries asynchronously using java 8 completable futures and JPA to basic operations</w:t>
+        <w:t xml:space="preserve">EfileAutomation is a POC project which is responsible to report the transactions to FINCEN US government site based on certain rule like when total value of a person’s day transaction crossed 10k$, </w:t>
+      </w:r>
+    </w:p>
+    <w:p>
+      <w:pPr>
+        <w:jc w:val="both"/>
+        <w:rPr>
+          <w:rFonts w:eastAsia="Times New Roman" w:cstheme="minorHAnsi"/>
+          <w:sz w:val="24"/>
+          <w:szCs w:val="24"/>
+        </w:rPr>
+      </w:pPr>
+      <w:r>
+        <w:rPr>
+          <w:rFonts w:eastAsia="Times New Roman" w:cstheme="minorHAnsi"/>
+          <w:sz w:val="24"/>
+          <w:szCs w:val="24"/>
+        </w:rPr>
+        <w:t>Technically, we have used Spring JDBC framework to execute those queries asynchronously using java 8 completable futures and JPA to basic operations</w:t>
       </w:r>
     </w:p>
     <w:p>
@@ -3436,15 +3444,7 @@
           <w:sz w:val="24"/>
           <w:szCs w:val="24"/>
         </w:rPr>
-        <w:t xml:space="preserve">Worked on implementing the business logics </w:t>
-      </w:r>
-      <w:r>
-        <w:rPr>
-          <w:rFonts w:eastAsia="Times New Roman" w:cstheme="minorHAnsi"/>
-          <w:sz w:val="24"/>
-          <w:szCs w:val="24"/>
-        </w:rPr>
-        <w:t>like auditing</w:t>
+        <w:t>Worked on implementing the business logics like auditing</w:t>
       </w:r>
       <w:r>
         <w:rPr>
@@ -3548,15 +3548,7 @@
           <w:sz w:val="24"/>
           <w:szCs w:val="24"/>
         </w:rPr>
-        <w:t xml:space="preserve">Deploying the application </w:t>
-      </w:r>
-      <w:r>
-        <w:rPr>
-          <w:rFonts w:eastAsia="Times New Roman" w:cstheme="minorHAnsi"/>
-          <w:sz w:val="24"/>
-          <w:szCs w:val="24"/>
-        </w:rPr>
-        <w:t>into kubernetes and Openshift containerization platforms</w:t>
+        <w:t>Deploying the application into kubernetes and Openshift containerization platforms</w:t>
       </w:r>
     </w:p>
     <w:p>
@@ -3580,16 +3572,56 @@
           <w:sz w:val="24"/>
           <w:szCs w:val="24"/>
         </w:rPr>
-        <w:t>W</w:t>
-      </w:r>
-      <w:r>
-        <w:rPr>
-          <w:rFonts w:eastAsia="Times New Roman" w:cstheme="minorHAnsi"/>
-          <w:sz w:val="24"/>
-          <w:szCs w:val="24"/>
-        </w:rPr>
-        <w:t>ritten the helm package manager scripts in Google Go language (initial version)</w:t>
-      </w:r>
+        <w:t>Written the helm package manager scripts in Google Go language (initial version)</w:t>
+      </w:r>
+    </w:p>
+    <w:p>
+      <w:pPr>
+        <w:jc w:val="both"/>
+        <w:rPr>
+          <w:rFonts w:ascii="Times New Roman" w:eastAsia="Times New Roman" w:hAnsi="Times New Roman"/>
+          <w:b/>
+          <w:sz w:val="24"/>
+          <w:szCs w:val="24"/>
+          <w:u w:val="single"/>
+        </w:rPr>
+      </w:pPr>
+    </w:p>
+    <w:p>
+      <w:pPr>
+        <w:jc w:val="both"/>
+        <w:rPr>
+          <w:rFonts w:ascii="Times New Roman" w:eastAsia="Times New Roman" w:hAnsi="Times New Roman"/>
+          <w:b/>
+          <w:sz w:val="24"/>
+          <w:szCs w:val="24"/>
+          <w:u w:val="single"/>
+        </w:rPr>
+      </w:pPr>
+    </w:p>
+    <w:p>
+      <w:pPr>
+        <w:jc w:val="both"/>
+        <w:rPr>
+          <w:rFonts w:ascii="Times New Roman" w:eastAsia="Times New Roman" w:hAnsi="Times New Roman"/>
+          <w:b/>
+          <w:sz w:val="24"/>
+          <w:szCs w:val="24"/>
+          <w:u w:val="single"/>
+        </w:rPr>
+      </w:pPr>
+    </w:p>
+    <w:p>
+      <w:pPr>
+        <w:jc w:val="both"/>
+        <w:rPr>
+          <w:rFonts w:ascii="Times New Roman" w:eastAsia="Times New Roman" w:hAnsi="Times New Roman"/>
+          <w:b/>
+          <w:sz w:val="24"/>
+          <w:szCs w:val="24"/>
+          <w:u w:val="single"/>
+        </w:rPr>
+      </w:pPr>
     </w:p>
     <w:p>
       <w:pPr>
@@ -3620,7 +3652,7 @@
           <w:sz w:val="23"/>
           <w:szCs w:val="23"/>
         </w:rPr>
-        <w:t>2</w:t>
+        <w:t>1</w:t>
       </w:r>
     </w:p>
     <w:p>
@@ -3674,7 +3706,15 @@
           <w:sz w:val="24"/>
           <w:szCs w:val="24"/>
         </w:rPr>
-        <w:t>Servicing Data platform (SDP</w:t>
+        <w:t xml:space="preserve">EfileAutomation in </w:t>
+      </w:r>
+      <w:r>
+        <w:rPr>
+          <w:rFonts w:eastAsia="Times New Roman" w:cstheme="minorHAnsi"/>
+          <w:sz w:val="24"/>
+          <w:szCs w:val="24"/>
+        </w:rPr>
+        <w:t>Currency Transaction Reporting (CTR</w:t>
       </w:r>
       <w:r>
         <w:rPr>
@@ -3788,6 +3828,544 @@
           <w:sz w:val="24"/>
           <w:szCs w:val="24"/>
         </w:rPr>
+        <w:t>April 2024</w:t>
+      </w:r>
+      <w:r>
+        <w:rPr>
+          <w:rFonts w:eastAsia="Times New Roman" w:cstheme="minorHAnsi"/>
+          <w:sz w:val="24"/>
+          <w:szCs w:val="24"/>
+        </w:rPr>
+        <w:t>- Feb 2025</w:t>
+      </w:r>
+      <w:bookmarkStart w:id="0" w:name="_GoBack"/>
+      <w:bookmarkEnd w:id="0"/>
+    </w:p>
+    <w:p>
+      <w:pPr>
+        <w:jc w:val="both"/>
+        <w:rPr>
+          <w:rFonts w:eastAsia="Times New Roman" w:cstheme="minorHAnsi"/>
+          <w:b/>
+          <w:sz w:val="24"/>
+          <w:szCs w:val="24"/>
+          <w:u w:val="single"/>
+        </w:rPr>
+      </w:pPr>
+      <w:r>
+        <w:rPr>
+          <w:rFonts w:eastAsia="Times New Roman" w:cstheme="minorHAnsi"/>
+          <w:b/>
+          <w:sz w:val="24"/>
+          <w:szCs w:val="24"/>
+          <w:u w:val="single"/>
+        </w:rPr>
+        <w:t xml:space="preserve">Role </w:t>
+      </w:r>
+      <w:r>
+        <w:rPr>
+          <w:rFonts w:eastAsia="Times New Roman" w:cstheme="minorHAnsi"/>
+          <w:sz w:val="24"/>
+          <w:szCs w:val="24"/>
+        </w:rPr>
+        <w:tab/>
+      </w:r>
+      <w:r>
+        <w:rPr>
+          <w:rFonts w:eastAsia="Times New Roman" w:cstheme="minorHAnsi"/>
+          <w:sz w:val="24"/>
+          <w:szCs w:val="24"/>
+        </w:rPr>
+        <w:t xml:space="preserve">         </w:t>
+      </w:r>
+      <w:r>
+        <w:rPr>
+          <w:rFonts w:eastAsia="Times New Roman" w:cstheme="minorHAnsi"/>
+          <w:sz w:val="24"/>
+          <w:szCs w:val="24"/>
+        </w:rPr>
+        <w:t>: Java developer</w:t>
+      </w:r>
+      <w:r>
+        <w:rPr>
+          <w:rFonts w:eastAsia="Times New Roman" w:cstheme="minorHAnsi"/>
+          <w:b/>
+          <w:sz w:val="24"/>
+          <w:szCs w:val="24"/>
+          <w:u w:val="single"/>
+        </w:rPr>
+        <w:t xml:space="preserve"> </w:t>
+      </w:r>
+    </w:p>
+    <w:p>
+      <w:pPr>
+        <w:jc w:val="both"/>
+        <w:rPr>
+          <w:rFonts w:eastAsia="Times New Roman" w:cstheme="minorHAnsi"/>
+          <w:b/>
+          <w:sz w:val="24"/>
+          <w:szCs w:val="24"/>
+          <w:u w:val="single"/>
+        </w:rPr>
+      </w:pPr>
+      <w:r>
+        <w:rPr>
+          <w:rFonts w:eastAsia="Times New Roman" w:cstheme="minorHAnsi"/>
+          <w:b/>
+          <w:sz w:val="24"/>
+          <w:szCs w:val="24"/>
+          <w:u w:val="single"/>
+        </w:rPr>
+        <w:t>Project Description:</w:t>
+      </w:r>
+    </w:p>
+    <w:p>
+      <w:pPr>
+        <w:jc w:val="both"/>
+        <w:rPr>
+          <w:rFonts w:eastAsia="Times New Roman" w:cstheme="minorHAnsi"/>
+          <w:sz w:val="24"/>
+          <w:szCs w:val="24"/>
+        </w:rPr>
+      </w:pPr>
+      <w:r>
+        <w:rPr>
+          <w:rFonts w:eastAsia="Times New Roman" w:cstheme="minorHAnsi"/>
+          <w:sz w:val="24"/>
+          <w:szCs w:val="24"/>
+        </w:rPr>
+        <w:t>EfileAutomation</w:t>
+      </w:r>
+      <w:r>
+        <w:rPr>
+          <w:rFonts w:eastAsia="Times New Roman" w:cstheme="minorHAnsi"/>
+          <w:sz w:val="24"/>
+          <w:szCs w:val="24"/>
+        </w:rPr>
+        <w:t xml:space="preserve"> is a POC project which is responsible to report the transactions to FINCEN US government site based on certain rule like when total value of a person’s day transaction crossed 10k$, </w:t>
+      </w:r>
+    </w:p>
+    <w:p>
+      <w:pPr>
+        <w:jc w:val="both"/>
+        <w:rPr>
+          <w:rFonts w:eastAsia="Times New Roman" w:cstheme="minorHAnsi"/>
+          <w:sz w:val="24"/>
+          <w:szCs w:val="24"/>
+        </w:rPr>
+      </w:pPr>
+      <w:r>
+        <w:rPr>
+          <w:rFonts w:eastAsia="Times New Roman" w:cstheme="minorHAnsi"/>
+          <w:sz w:val="24"/>
+          <w:szCs w:val="24"/>
+        </w:rPr>
+        <w:t xml:space="preserve">Technically, </w:t>
+      </w:r>
+      <w:r>
+        <w:rPr>
+          <w:rFonts w:eastAsia="Times New Roman" w:cstheme="minorHAnsi"/>
+          <w:sz w:val="24"/>
+          <w:szCs w:val="24"/>
+        </w:rPr>
+        <w:t>we have used Spring JDBC framework to execute those queries asynchronously using java 8 completable futures and JPA to basic operations</w:t>
+      </w:r>
+    </w:p>
+    <w:p>
+      <w:pPr>
+        <w:jc w:val="both"/>
+        <w:rPr>
+          <w:rFonts w:ascii="Times New Roman" w:eastAsia="Times New Roman" w:hAnsi="Times New Roman"/>
+          <w:b/>
+          <w:sz w:val="24"/>
+          <w:szCs w:val="24"/>
+          <w:u w:val="single"/>
+        </w:rPr>
+      </w:pPr>
+      <w:r>
+        <w:rPr>
+          <w:rFonts w:ascii="Times New Roman" w:eastAsia="Times New Roman" w:hAnsi="Times New Roman"/>
+          <w:b/>
+          <w:sz w:val="24"/>
+          <w:szCs w:val="24"/>
+          <w:u w:val="single"/>
+        </w:rPr>
+        <w:t>Responsibilities</w:t>
+      </w:r>
+    </w:p>
+    <w:p>
+      <w:pPr>
+        <w:pStyle w:val="ListParagraph"/>
+        <w:numPr>
+          <w:ilvl w:val="0"/>
+          <w:numId w:val="18"/>
+        </w:numPr>
+        <w:ind w:left="0" w:firstLine="0"/>
+        <w:jc w:val="both"/>
+        <w:rPr>
+          <w:rFonts w:eastAsia="Times New Roman" w:cstheme="minorHAnsi"/>
+          <w:sz w:val="24"/>
+          <w:szCs w:val="24"/>
+        </w:rPr>
+      </w:pPr>
+      <w:r>
+        <w:rPr>
+          <w:rFonts w:eastAsia="Times New Roman" w:cstheme="minorHAnsi"/>
+          <w:sz w:val="24"/>
+          <w:szCs w:val="24"/>
+        </w:rPr>
+        <w:t xml:space="preserve">Worked on implementing the business logics </w:t>
+      </w:r>
+      <w:r>
+        <w:rPr>
+          <w:rFonts w:eastAsia="Times New Roman" w:cstheme="minorHAnsi"/>
+          <w:sz w:val="24"/>
+          <w:szCs w:val="24"/>
+        </w:rPr>
+        <w:t>like auditing</w:t>
+      </w:r>
+      <w:r>
+        <w:rPr>
+          <w:rFonts w:eastAsia="Times New Roman" w:cstheme="minorHAnsi"/>
+          <w:sz w:val="24"/>
+          <w:szCs w:val="24"/>
+        </w:rPr>
+        <w:t xml:space="preserve"> using Spring JPA features</w:t>
+      </w:r>
+    </w:p>
+    <w:p>
+      <w:pPr>
+        <w:pStyle w:val="ListParagraph"/>
+        <w:numPr>
+          <w:ilvl w:val="0"/>
+          <w:numId w:val="19"/>
+        </w:numPr>
+        <w:ind w:left="0" w:firstLine="0"/>
+        <w:jc w:val="both"/>
+        <w:rPr>
+          <w:rFonts w:eastAsia="Times New Roman" w:cstheme="minorHAnsi"/>
+          <w:sz w:val="24"/>
+          <w:szCs w:val="24"/>
+        </w:rPr>
+      </w:pPr>
+      <w:r>
+        <w:rPr>
+          <w:rFonts w:eastAsia="Times New Roman" w:cstheme="minorHAnsi"/>
+          <w:sz w:val="24"/>
+          <w:szCs w:val="24"/>
+        </w:rPr>
+        <w:t>Implemented asynchronous execution using java 8 completable futures</w:t>
+      </w:r>
+    </w:p>
+    <w:p>
+      <w:pPr>
+        <w:pStyle w:val="ListParagraph"/>
+        <w:numPr>
+          <w:ilvl w:val="0"/>
+          <w:numId w:val="19"/>
+        </w:numPr>
+        <w:ind w:left="0" w:firstLine="0"/>
+        <w:jc w:val="both"/>
+        <w:rPr>
+          <w:rFonts w:eastAsia="Times New Roman" w:cstheme="minorHAnsi"/>
+          <w:sz w:val="24"/>
+          <w:szCs w:val="24"/>
+        </w:rPr>
+      </w:pPr>
+      <w:r>
+        <w:rPr>
+          <w:rFonts w:eastAsia="Times New Roman" w:cstheme="minorHAnsi"/>
+          <w:sz w:val="24"/>
+          <w:szCs w:val="24"/>
+        </w:rPr>
+        <w:t>Worked on implementing mongodb features like mongodb aggregations</w:t>
+      </w:r>
+    </w:p>
+    <w:p>
+      <w:pPr>
+        <w:pStyle w:val="ListParagraph"/>
+        <w:numPr>
+          <w:ilvl w:val="0"/>
+          <w:numId w:val="19"/>
+        </w:numPr>
+        <w:ind w:left="0" w:firstLine="0"/>
+        <w:jc w:val="both"/>
+        <w:rPr>
+          <w:rFonts w:eastAsia="Times New Roman" w:cstheme="minorHAnsi"/>
+          <w:sz w:val="24"/>
+          <w:szCs w:val="24"/>
+        </w:rPr>
+      </w:pPr>
+      <w:r>
+        <w:rPr>
+          <w:rFonts w:eastAsia="Times New Roman" w:cstheme="minorHAnsi"/>
+          <w:sz w:val="24"/>
+          <w:szCs w:val="24"/>
+        </w:rPr>
+        <w:t xml:space="preserve">Wrote junit for layers like repository and controllers </w:t>
+      </w:r>
+    </w:p>
+    <w:p>
+      <w:pPr>
+        <w:pStyle w:val="ListParagraph"/>
+        <w:numPr>
+          <w:ilvl w:val="0"/>
+          <w:numId w:val="19"/>
+        </w:numPr>
+        <w:ind w:left="0" w:firstLine="0"/>
+        <w:jc w:val="both"/>
+        <w:rPr>
+          <w:rFonts w:eastAsia="Times New Roman" w:cstheme="minorHAnsi"/>
+          <w:sz w:val="24"/>
+          <w:szCs w:val="24"/>
+        </w:rPr>
+      </w:pPr>
+      <w:r>
+        <w:rPr>
+          <w:rFonts w:eastAsia="Times New Roman" w:cstheme="minorHAnsi"/>
+          <w:sz w:val="24"/>
+          <w:szCs w:val="24"/>
+        </w:rPr>
+        <w:t xml:space="preserve">Deploying the application </w:t>
+      </w:r>
+      <w:r>
+        <w:rPr>
+          <w:rFonts w:eastAsia="Times New Roman" w:cstheme="minorHAnsi"/>
+          <w:sz w:val="24"/>
+          <w:szCs w:val="24"/>
+        </w:rPr>
+        <w:t>into kubernetes and Openshift containerization platforms</w:t>
+      </w:r>
+    </w:p>
+    <w:p>
+      <w:pPr>
+        <w:pStyle w:val="ListParagraph"/>
+        <w:numPr>
+          <w:ilvl w:val="0"/>
+          <w:numId w:val="19"/>
+        </w:numPr>
+        <w:ind w:left="0" w:firstLine="0"/>
+        <w:jc w:val="both"/>
+        <w:rPr>
+          <w:rFonts w:eastAsia="Times New Roman" w:cstheme="minorHAnsi"/>
+          <w:sz w:val="24"/>
+          <w:szCs w:val="24"/>
+        </w:rPr>
+      </w:pPr>
+      <w:r>
+        <w:rPr>
+          <w:rFonts w:eastAsia="Times New Roman" w:cstheme="minorHAnsi"/>
+          <w:sz w:val="24"/>
+          <w:szCs w:val="24"/>
+        </w:rPr>
+        <w:t>W</w:t>
+      </w:r>
+      <w:r>
+        <w:rPr>
+          <w:rFonts w:eastAsia="Times New Roman" w:cstheme="minorHAnsi"/>
+          <w:sz w:val="24"/>
+          <w:szCs w:val="24"/>
+        </w:rPr>
+        <w:t>ritten the helm package manager scripts in Google Go language (initial version)</w:t>
+      </w:r>
+    </w:p>
+    <w:p>
+      <w:pPr>
+        <w:pStyle w:val="NormalWeb"/>
+        <w:shd w:val="clear" w:color="auto" w:fill="D3D3D3"/>
+        <w:spacing w:before="0" w:beforeAutospacing="0" w:after="0" w:afterAutospacing="0"/>
+        <w:rPr>
+          <w:rFonts w:asciiTheme="minorHAnsi" w:hAnsiTheme="minorHAnsi" w:cstheme="minorHAnsi"/>
+        </w:rPr>
+      </w:pPr>
+      <w:r>
+        <w:rPr>
+          <w:rFonts w:asciiTheme="minorHAnsi" w:hAnsiTheme="minorHAnsi" w:cstheme="minorHAnsi"/>
+          <w:b/>
+          <w:bCs/>
+          <w:color w:val="000000"/>
+          <w:sz w:val="23"/>
+          <w:szCs w:val="23"/>
+        </w:rPr>
+        <w:t xml:space="preserve">Project </w:t>
+      </w:r>
+      <w:r>
+        <w:rPr>
+          <w:rFonts w:asciiTheme="minorHAnsi" w:hAnsiTheme="minorHAnsi" w:cstheme="minorHAnsi"/>
+          <w:b/>
+          <w:bCs/>
+          <w:color w:val="000000"/>
+          <w:sz w:val="23"/>
+          <w:szCs w:val="23"/>
+        </w:rPr>
+        <w:t>2</w:t>
+      </w:r>
+    </w:p>
+    <w:p>
+      <w:pPr>
+        <w:jc w:val="both"/>
+        <w:rPr>
+          <w:rFonts w:eastAsia="Times New Roman" w:cstheme="minorHAnsi"/>
+          <w:b/>
+          <w:sz w:val="24"/>
+          <w:szCs w:val="24"/>
+          <w:u w:val="single"/>
+        </w:rPr>
+      </w:pPr>
+      <w:r>
+        <w:rPr>
+          <w:rFonts w:eastAsia="Times New Roman" w:cstheme="minorHAnsi"/>
+          <w:b/>
+          <w:sz w:val="24"/>
+          <w:szCs w:val="24"/>
+          <w:u w:val="single"/>
+        </w:rPr>
+        <w:t>Project Name</w:t>
+      </w:r>
+      <w:r>
+        <w:rPr>
+          <w:rFonts w:eastAsia="Times New Roman" w:cstheme="minorHAnsi"/>
+          <w:sz w:val="24"/>
+          <w:szCs w:val="24"/>
+        </w:rPr>
+        <w:t xml:space="preserve">    </w:t>
+      </w:r>
+      <w:r>
+        <w:rPr>
+          <w:rFonts w:eastAsia="Times New Roman" w:cstheme="minorHAnsi"/>
+          <w:sz w:val="24"/>
+          <w:szCs w:val="24"/>
+        </w:rPr>
+        <w:t xml:space="preserve"> </w:t>
+      </w:r>
+      <w:r>
+        <w:rPr>
+          <w:rFonts w:eastAsia="Times New Roman" w:cstheme="minorHAnsi"/>
+          <w:sz w:val="24"/>
+          <w:szCs w:val="24"/>
+        </w:rPr>
+        <w:t xml:space="preserve">:  </w:t>
+      </w:r>
+      <w:r>
+        <w:rPr>
+          <w:rFonts w:eastAsia="Times New Roman" w:cstheme="minorHAnsi"/>
+          <w:sz w:val="24"/>
+          <w:szCs w:val="24"/>
+        </w:rPr>
+        <w:t>Servicing Data platform (SDP</w:t>
+      </w:r>
+      <w:r>
+        <w:rPr>
+          <w:rFonts w:eastAsia="Times New Roman" w:cstheme="minorHAnsi"/>
+          <w:sz w:val="24"/>
+          <w:szCs w:val="24"/>
+        </w:rPr>
+        <w:t>)</w:t>
+      </w:r>
+    </w:p>
+    <w:p>
+      <w:pPr>
+        <w:jc w:val="both"/>
+        <w:rPr>
+          <w:rFonts w:eastAsia="Times New Roman" w:cstheme="minorHAnsi"/>
+          <w:sz w:val="24"/>
+          <w:szCs w:val="24"/>
+        </w:rPr>
+      </w:pPr>
+      <w:r>
+        <w:rPr>
+          <w:rFonts w:eastAsia="Times New Roman" w:cstheme="minorHAnsi"/>
+          <w:b/>
+          <w:sz w:val="24"/>
+          <w:szCs w:val="24"/>
+          <w:u w:val="single"/>
+        </w:rPr>
+        <w:t>Client</w:t>
+      </w:r>
+      <w:r>
+        <w:rPr>
+          <w:rFonts w:eastAsia="Times New Roman" w:cstheme="minorHAnsi"/>
+          <w:sz w:val="24"/>
+          <w:szCs w:val="24"/>
+        </w:rPr>
+        <w:t xml:space="preserve"> </w:t>
+      </w:r>
+      <w:r>
+        <w:rPr>
+          <w:rFonts w:eastAsia="Times New Roman" w:cstheme="minorHAnsi"/>
+          <w:sz w:val="24"/>
+          <w:szCs w:val="24"/>
+        </w:rPr>
+        <w:tab/>
+        <w:t xml:space="preserve">       </w:t>
+      </w:r>
+      <w:r>
+        <w:rPr>
+          <w:rFonts w:eastAsia="Times New Roman" w:cstheme="minorHAnsi"/>
+          <w:sz w:val="24"/>
+          <w:szCs w:val="24"/>
+        </w:rPr>
+        <w:t xml:space="preserve"> </w:t>
+      </w:r>
+      <w:r>
+        <w:rPr>
+          <w:rFonts w:eastAsia="Times New Roman" w:cstheme="minorHAnsi"/>
+          <w:sz w:val="24"/>
+          <w:szCs w:val="24"/>
+        </w:rPr>
+        <w:t xml:space="preserve"> </w:t>
+      </w:r>
+      <w:r>
+        <w:rPr>
+          <w:rFonts w:eastAsia="Times New Roman" w:cstheme="minorHAnsi"/>
+          <w:sz w:val="24"/>
+          <w:szCs w:val="24"/>
+        </w:rPr>
+        <w:t>: Wells Fargo</w:t>
+      </w:r>
+    </w:p>
+    <w:p>
+      <w:pPr>
+        <w:jc w:val="both"/>
+        <w:rPr>
+          <w:rFonts w:eastAsia="Times New Roman" w:cstheme="minorHAnsi"/>
+          <w:sz w:val="24"/>
+          <w:szCs w:val="24"/>
+        </w:rPr>
+      </w:pPr>
+      <w:r>
+        <w:rPr>
+          <w:rFonts w:eastAsia="Times New Roman" w:cstheme="minorHAnsi"/>
+          <w:b/>
+          <w:sz w:val="24"/>
+          <w:szCs w:val="24"/>
+          <w:u w:val="single"/>
+        </w:rPr>
+        <w:t>Duration</w:t>
+      </w:r>
+      <w:r>
+        <w:rPr>
+          <w:rFonts w:eastAsia="Times New Roman" w:cstheme="minorHAnsi"/>
+          <w:b/>
+          <w:sz w:val="24"/>
+          <w:szCs w:val="24"/>
+        </w:rPr>
+        <w:t xml:space="preserve">              </w:t>
+      </w:r>
+      <w:r>
+        <w:rPr>
+          <w:rFonts w:eastAsia="Times New Roman" w:cstheme="minorHAnsi"/>
+          <w:sz w:val="24"/>
+          <w:szCs w:val="24"/>
+        </w:rPr>
+        <w:t xml:space="preserve">: </w:t>
+      </w:r>
+      <w:r>
+        <w:rPr>
+          <w:rFonts w:eastAsia="Times New Roman" w:cstheme="minorHAnsi"/>
+          <w:sz w:val="24"/>
+          <w:szCs w:val="24"/>
+        </w:rPr>
         <w:t>January 2023</w:t>
       </w:r>
       <w:r>
@@ -3966,6 +4544,7 @@
           <w:sz w:val="24"/>
           <w:szCs w:val="24"/>
         </w:rPr>
+        <w:lastRenderedPageBreak/>
         <w:t xml:space="preserve">Technically, our application is a real time data </w:t>
       </w:r>
       <w:r>
@@ -4613,7 +5192,6 @@
           <w:sz w:val="23"/>
           <w:szCs w:val="23"/>
         </w:rPr>
-        <w:lastRenderedPageBreak/>
         <w:t xml:space="preserve">Project </w:t>
       </w:r>
       <w:r>
@@ -5554,6 +6132,7 @@
           <w:sz w:val="24"/>
           <w:szCs w:val="24"/>
         </w:rPr>
+        <w:lastRenderedPageBreak/>
         <w:t xml:space="preserve">Fx Desktop is a Forex Trading application built on Java FX as Front end using Akka and spring Frameworks. </w:t>
       </w:r>
       <w:r>
@@ -6263,7 +6842,6 @@
           <w:szCs w:val="24"/>
           <w:u w:val="single"/>
         </w:rPr>
-        <w:lastRenderedPageBreak/>
         <w:t>Project Name</w:t>
       </w:r>
       <w:r>
@@ -6720,8 +7298,8 @@
           <w:szCs w:val="24"/>
         </w:rPr>
       </w:pPr>
-      <w:bookmarkStart w:id="2" w:name="_heading=h.gjdgxs" w:colFirst="0" w:colLast="0"/>
-      <w:bookmarkEnd w:id="2"/>
+      <w:bookmarkStart w:id="1" w:name="_heading=h.gjdgxs" w:colFirst="0" w:colLast="0"/>
+      <w:bookmarkEnd w:id="1"/>
       <w:r>
         <w:rPr>
           <w:rFonts w:eastAsia="Calibri" w:cstheme="minorHAnsi"/>
@@ -6971,6 +7549,7 @@
           <w:color w:val="000000"/>
           <w:sz w:val="24"/>
         </w:rPr>
+        <w:lastRenderedPageBreak/>
         <w:t xml:space="preserve">Involved in staging and deploying the code into different environments </w:t>
       </w:r>
     </w:p>
@@ -11439,7 +12018,7 @@
 </file>
 
 <file path=customXml/itemProps2.xml><?xml version="1.0" encoding="utf-8"?>
-<ds:datastoreItem xmlns:ds="http://schemas.openxmlformats.org/officeDocument/2006/customXml" ds:itemID="{32BFB058-81BC-40A9-9A6B-578AE30D26FA}">
+<ds:datastoreItem xmlns:ds="http://schemas.openxmlformats.org/officeDocument/2006/customXml" ds:itemID="{56851FE7-DFA4-42FB-AE84-FC6A8B7B159C}">
   <ds:schemaRefs>
     <ds:schemaRef ds:uri="http://schemas.openxmlformats.org/officeDocument/2006/bibliography"/>
   </ds:schemaRefs>

--- a/Resume_Manideep-Wells fargo.docx
+++ b/Resume_Manideep-Wells fargo.docx
@@ -66,7 +66,15 @@
         <w:rPr>
           <w:sz w:val="24"/>
         </w:rPr>
-        <w:t xml:space="preserve">         Java, spring, spring boot, Microservices, Kafka, </w:t>
+        <w:t xml:space="preserve">         Java</w:t>
+      </w:r>
+      <w:bookmarkStart w:id="0" w:name="_GoBack"/>
+      <w:bookmarkEnd w:id="0"/>
+      <w:r>
+        <w:rPr>
+          <w:sz w:val="24"/>
+        </w:rPr>
+        <w:t xml:space="preserve">, spring, spring boot, Microservices, Kafka, </w:t>
       </w:r>
       <w:r>
         <w:rPr>
@@ -85,6 +93,19 @@
           <w:sz w:val="24"/>
         </w:rPr>
         <w:t>kubernetes, Openshift</w:t>
+      </w:r>
+    </w:p>
+    <w:p>
+      <w:pPr>
+        <w:rPr>
+          <w:sz w:val="24"/>
+        </w:rPr>
+      </w:pPr>
+      <w:r>
+        <w:rPr>
+          <w:sz w:val="24"/>
+        </w:rPr>
+        <w:t xml:space="preserve">          Salesforce – apex, lwc lightning web components, SOQL,SOQL, Triggers, Rest Integrations, Flows </w:t>
       </w:r>
     </w:p>
     <w:p>
@@ -3098,39 +3119,7 @@
           <w:sz w:val="24"/>
           <w:szCs w:val="24"/>
         </w:rPr>
-        <w:t xml:space="preserve">Annuity </w:t>
-      </w:r>
-      <w:r>
-        <w:rPr>
-          <w:rFonts w:eastAsia="Times New Roman" w:cstheme="minorHAnsi"/>
-          <w:sz w:val="24"/>
-          <w:szCs w:val="24"/>
-        </w:rPr>
-        <w:t xml:space="preserve"> </w:t>
-      </w:r>
-      <w:r>
-        <w:rPr>
-          <w:rFonts w:eastAsia="Times New Roman" w:cstheme="minorHAnsi"/>
-          <w:sz w:val="24"/>
-          <w:szCs w:val="24"/>
-        </w:rPr>
-        <w:t>Insurance prod aggregation component</w:t>
-      </w:r>
-      <w:r>
-        <w:rPr>
-          <w:rFonts w:eastAsia="Times New Roman" w:cstheme="minorHAnsi"/>
-          <w:sz w:val="24"/>
-          <w:szCs w:val="24"/>
-        </w:rPr>
-        <w:t>(</w:t>
-      </w:r>
-      <w:r>
-        <w:rPr>
-          <w:rFonts w:eastAsia="Times New Roman" w:cstheme="minorHAnsi"/>
-          <w:sz w:val="24"/>
-          <w:szCs w:val="24"/>
-        </w:rPr>
-        <w:t>AIPAC</w:t>
+        <w:t>Annuity  Insurance prod aggregation component(AIPAC</w:t>
       </w:r>
       <w:r>
         <w:rPr>
@@ -3252,23 +3241,7 @@
           <w:sz w:val="24"/>
           <w:szCs w:val="24"/>
         </w:rPr>
-        <w:t xml:space="preserve">March </w:t>
-      </w:r>
-      <w:r>
-        <w:rPr>
-          <w:rFonts w:eastAsia="Times New Roman" w:cstheme="minorHAnsi"/>
-          <w:sz w:val="24"/>
-          <w:szCs w:val="24"/>
-        </w:rPr>
-        <w:t xml:space="preserve"> 202</w:t>
-      </w:r>
-      <w:r>
-        <w:rPr>
-          <w:rFonts w:eastAsia="Times New Roman" w:cstheme="minorHAnsi"/>
-          <w:sz w:val="24"/>
-          <w:szCs w:val="24"/>
-        </w:rPr>
-        <w:t>5</w:t>
+        <w:t>March  2025</w:t>
       </w:r>
       <w:r>
         <w:rPr>
@@ -3838,8 +3811,6 @@
         </w:rPr>
         <w:t>- Feb 2025</w:t>
       </w:r>
-      <w:bookmarkStart w:id="0" w:name="_GoBack"/>
-      <w:bookmarkEnd w:id="0"/>
     </w:p>
     <w:p>
       <w:pPr>
@@ -4478,6 +4449,7 @@
           <w:sz w:val="24"/>
           <w:szCs w:val="24"/>
         </w:rPr>
+        <w:lastRenderedPageBreak/>
         <w:t xml:space="preserve">SDP is an operational data store which stores the payment related information for Defaulted &amp; bankruptcy customers, and it will stores all the </w:t>
       </w:r>
       <w:r>
@@ -4544,7 +4516,6 @@
           <w:sz w:val="24"/>
           <w:szCs w:val="24"/>
         </w:rPr>
-        <w:lastRenderedPageBreak/>
         <w:t xml:space="preserve">Technically, our application is a real time data </w:t>
       </w:r>
       <w:r>
@@ -6112,6 +6083,7 @@
           <w:sz w:val="24"/>
           <w:szCs w:val="24"/>
         </w:rPr>
+        <w:lastRenderedPageBreak/>
         <w:t>Project Description:</w:t>
       </w:r>
     </w:p>
@@ -6132,7 +6104,6 @@
           <w:sz w:val="24"/>
           <w:szCs w:val="24"/>
         </w:rPr>
-        <w:lastRenderedPageBreak/>
         <w:t xml:space="preserve">Fx Desktop is a Forex Trading application built on Java FX as Front end using Akka and spring Frameworks. </w:t>
       </w:r>
       <w:r>
@@ -7523,6 +7494,7 @@
           <w:color w:val="000000"/>
           <w:sz w:val="24"/>
         </w:rPr>
+        <w:lastRenderedPageBreak/>
         <w:t>Involved in Design and Implementation of several Major enhancements.</w:t>
       </w:r>
     </w:p>
@@ -7549,7 +7521,6 @@
           <w:color w:val="000000"/>
           <w:sz w:val="24"/>
         </w:rPr>
-        <w:lastRenderedPageBreak/>
         <w:t xml:space="preserve">Involved in staging and deploying the code into different environments </w:t>
       </w:r>
     </w:p>
@@ -12018,7 +11989,7 @@
 </file>
 
 <file path=customXml/itemProps2.xml><?xml version="1.0" encoding="utf-8"?>
-<ds:datastoreItem xmlns:ds="http://schemas.openxmlformats.org/officeDocument/2006/customXml" ds:itemID="{56851FE7-DFA4-42FB-AE84-FC6A8B7B159C}">
+<ds:datastoreItem xmlns:ds="http://schemas.openxmlformats.org/officeDocument/2006/customXml" ds:itemID="{36A3BEF8-5353-4142-8EAC-F1A11C8FED64}">
   <ds:schemaRefs>
     <ds:schemaRef ds:uri="http://schemas.openxmlformats.org/officeDocument/2006/bibliography"/>
   </ds:schemaRefs>
